--- a/ITP4523M Group Project Phase 1 File List (AY2526).docx
+++ b/ITP4523M Group Project Phase 1 File List (AY2526).docx
@@ -1,6 +1,6 @@
 
 <file path=word/document.xml><?xml version="1.0" encoding="utf-8"?>
-<w:document xmlns:wpc="http://schemas.microsoft.com/office/word/2010/wordprocessingCanvas" xmlns:cx="http://schemas.microsoft.com/office/drawing/2014/chartex" xmlns:cx1="http://schemas.microsoft.com/office/drawing/2015/9/8/chartex" xmlns:cx2="http://schemas.microsoft.com/office/drawing/2015/10/21/chartex" xmlns:cx3="http://schemas.microsoft.com/office/drawing/2016/5/9/chartex" xmlns:cx4="http://schemas.microsoft.com/office/drawing/2016/5/10/chartex" xmlns:cx5="http://schemas.microsoft.com/office/drawing/2016/5/11/chartex" xmlns:cx6="http://schemas.microsoft.com/office/drawing/2016/5/12/chartex" xmlns:cx7="http://schemas.microsoft.com/office/drawing/2016/5/13/chartex" xmlns:cx8="http://schemas.microsoft.com/office/drawing/2016/5/14/chartex" xmlns:mc="http://schemas.openxmlformats.org/markup-compatibility/2006" xmlns:aink="http://schemas.microsoft.com/office/drawing/2016/ink" xmlns:am3d="http://schemas.microsoft.com/office/drawing/2017/model3d" xmlns:o="urn:schemas-microsoft-com:office:office" xmlns:r="http://schemas.openxmlformats.org/officeDocument/2006/relationships" xmlns:m="http://schemas.openxmlformats.org/officeDocument/2006/math" xmlns:v="urn:schemas-microsoft-com:vml" xmlns:wp14="http://schemas.microsoft.com/office/word/2010/wordprocessingDrawing" xmlns:wp="http://schemas.openxmlformats.org/drawingml/2006/wordprocessingDrawing" xmlns:w10="urn:schemas-microsoft-com:office:word" xmlns:w="http://schemas.openxmlformats.org/wordprocessingml/2006/main" xmlns:w14="http://schemas.microsoft.com/office/word/2010/wordml" xmlns:w15="http://schemas.microsoft.com/office/word/2012/wordml" xmlns:w16cex="http://schemas.microsoft.com/office/word/2018/wordml/cex" xmlns:w16cid="http://schemas.microsoft.com/office/word/2016/wordml/cid" xmlns:w16="http://schemas.microsoft.com/office/word/2018/wordml" xmlns:w16sdtdh="http://schemas.microsoft.com/office/word/2020/wordml/sdtdatahash" xmlns:w16se="http://schemas.microsoft.com/office/word/2015/wordml/symex" xmlns:wpg="http://schemas.microsoft.com/office/word/2010/wordprocessingGroup" xmlns:wpi="http://schemas.microsoft.com/office/word/2010/wordprocessingInk" xmlns:wne="http://schemas.microsoft.com/office/word/2006/wordml" xmlns:wps="http://schemas.microsoft.com/office/word/2010/wordprocessingShape" mc:Ignorable="w14 w15 w16se w16cid w16 w16cex w16sdtdh wp14">
+<w:document xmlns:wpc="http://schemas.microsoft.com/office/word/2010/wordprocessingCanvas" xmlns:cx="http://schemas.microsoft.com/office/drawing/2014/chartex" xmlns:cx1="http://schemas.microsoft.com/office/drawing/2015/9/8/chartex" xmlns:cx2="http://schemas.microsoft.com/office/drawing/2015/10/21/chartex" xmlns:cx3="http://schemas.microsoft.com/office/drawing/2016/5/9/chartex" xmlns:cx4="http://schemas.microsoft.com/office/drawing/2016/5/10/chartex" xmlns:cx5="http://schemas.microsoft.com/office/drawing/2016/5/11/chartex" xmlns:cx6="http://schemas.microsoft.com/office/drawing/2016/5/12/chartex" xmlns:cx7="http://schemas.microsoft.com/office/drawing/2016/5/13/chartex" xmlns:cx8="http://schemas.microsoft.com/office/drawing/2016/5/14/chartex" xmlns:mc="http://schemas.openxmlformats.org/markup-compatibility/2006" xmlns:aink="http://schemas.microsoft.com/office/drawing/2016/ink" xmlns:am3d="http://schemas.microsoft.com/office/drawing/2017/model3d" xmlns:o="urn:schemas-microsoft-com:office:office" xmlns:oel="http://schemas.microsoft.com/office/2019/extlst" xmlns:r="http://schemas.openxmlformats.org/officeDocument/2006/relationships" xmlns:m="http://schemas.openxmlformats.org/officeDocument/2006/math" xmlns:v="urn:schemas-microsoft-com:vml" xmlns:wp14="http://schemas.microsoft.com/office/word/2010/wordprocessingDrawing" xmlns:wp="http://schemas.openxmlformats.org/drawingml/2006/wordprocessingDrawing" xmlns:w10="urn:schemas-microsoft-com:office:word" xmlns:w="http://schemas.openxmlformats.org/wordprocessingml/2006/main" xmlns:w14="http://schemas.microsoft.com/office/word/2010/wordml" xmlns:w15="http://schemas.microsoft.com/office/word/2012/wordml" xmlns:w16cex="http://schemas.microsoft.com/office/word/2018/wordml/cex" xmlns:w16cid="http://schemas.microsoft.com/office/word/2016/wordml/cid" xmlns:w16="http://schemas.microsoft.com/office/word/2018/wordml" xmlns:w16du="http://schemas.microsoft.com/office/word/2023/wordml/word16du" xmlns:w16sdtdh="http://schemas.microsoft.com/office/word/2020/wordml/sdtdatahash" xmlns:w16sdtfl="http://schemas.microsoft.com/office/word/2024/wordml/sdtformatlock" xmlns:w16se="http://schemas.microsoft.com/office/word/2015/wordml/symex" xmlns:wpg="http://schemas.microsoft.com/office/word/2010/wordprocessingGroup" xmlns:wpi="http://schemas.microsoft.com/office/word/2010/wordprocessingInk" xmlns:wne="http://schemas.microsoft.com/office/word/2006/wordml" xmlns:wps="http://schemas.microsoft.com/office/word/2010/wordprocessingShape" mc:Ignorable="w14 w15 w16se w16cid w16 w16cex w16sdtdh w16sdtfl w16du wp14">
   <w:body>
     <w:p>
       <w:pPr>
@@ -549,6 +549,12 @@
                 <w:rFonts w:ascii="Consolas" w:hAnsi="Consolas"/>
               </w:rPr>
             </w:pPr>
+            <w:r>
+              <w:rPr>
+                <w:rFonts w:ascii="Consolas" w:hAnsi="Consolas"/>
+              </w:rPr>
+              <w:t>customer_make_order.html</w:t>
+            </w:r>
           </w:p>
         </w:tc>
       </w:tr>
@@ -589,9 +595,16 @@
             <w:pPr>
               <w:cnfStyle w:val="000000000000" w:firstRow="0" w:lastRow="0" w:firstColumn="0" w:lastColumn="0" w:oddVBand="0" w:evenVBand="0" w:oddHBand="0" w:evenHBand="0" w:firstRowFirstColumn="0" w:firstRowLastColumn="0" w:lastRowFirstColumn="0" w:lastRowLastColumn="0"/>
               <w:rPr>
-                <w:rFonts w:ascii="Consolas" w:hAnsi="Consolas"/>
-              </w:rPr>
-            </w:pPr>
+                <w:rFonts w:ascii="Consolas" w:eastAsiaTheme="minorEastAsia" w:hAnsi="Consolas" w:hint="eastAsia"/>
+                <w:lang w:eastAsia="zh-CN"/>
+              </w:rPr>
+            </w:pPr>
+            <w:r>
+              <w:rPr>
+                <w:rFonts w:ascii="Consolas" w:hAnsi="Consolas"/>
+              </w:rPr>
+              <w:t>customer_cart.html</w:t>
+            </w:r>
           </w:p>
         </w:tc>
       </w:tr>
@@ -951,6 +964,12 @@
                 <w:rFonts w:ascii="Consolas" w:hAnsi="Consolas"/>
               </w:rPr>
             </w:pPr>
+            <w:r>
+              <w:rPr>
+                <w:rFonts w:ascii="Consolas" w:hAnsi="Consolas"/>
+              </w:rPr>
+              <w:t>customer_view_orders.html</w:t>
+            </w:r>
           </w:p>
         </w:tc>
       </w:tr>
@@ -1367,6 +1386,12 @@
                 <w:rFonts w:ascii="Consolas" w:hAnsi="Consolas"/>
               </w:rPr>
             </w:pPr>
+            <w:r>
+              <w:rPr>
+                <w:rFonts w:ascii="Consolas" w:hAnsi="Consolas"/>
+              </w:rPr>
+              <w:t>customer_update_profile.html</w:t>
+            </w:r>
           </w:p>
         </w:tc>
       </w:tr>
@@ -1786,6 +1811,12 @@
                 <w:rFonts w:ascii="Consolas" w:hAnsi="Consolas"/>
               </w:rPr>
             </w:pPr>
+            <w:r>
+              <w:rPr>
+                <w:rFonts w:ascii="Consolas" w:hAnsi="Consolas"/>
+              </w:rPr>
+              <w:t>customer_delete_order.html</w:t>
+            </w:r>
           </w:p>
         </w:tc>
       </w:tr>
@@ -2238,9 +2269,16 @@
             <w:pPr>
               <w:cnfStyle w:val="000000100000" w:firstRow="0" w:lastRow="0" w:firstColumn="0" w:lastColumn="0" w:oddVBand="0" w:evenVBand="0" w:oddHBand="1" w:evenHBand="0" w:firstRowFirstColumn="0" w:firstRowLastColumn="0" w:lastRowFirstColumn="0" w:lastRowLastColumn="0"/>
               <w:rPr>
-                <w:rFonts w:ascii="Consolas" w:hAnsi="Consolas"/>
-              </w:rPr>
-            </w:pPr>
+                <w:rFonts w:ascii="Consolas" w:eastAsiaTheme="minorEastAsia" w:hAnsi="Consolas" w:hint="eastAsia"/>
+                <w:lang w:eastAsia="zh-CN"/>
+              </w:rPr>
+            </w:pPr>
+            <w:r>
+              <w:rPr>
+                <w:rFonts w:ascii="Consolas" w:hAnsi="Consolas"/>
+              </w:rPr>
+              <w:t>staff_insert_item.html</w:t>
+            </w:r>
           </w:p>
         </w:tc>
       </w:tr>
@@ -2661,9 +2699,16 @@
             <w:pPr>
               <w:cnfStyle w:val="000000100000" w:firstRow="0" w:lastRow="0" w:firstColumn="0" w:lastColumn="0" w:oddVBand="0" w:evenVBand="0" w:oddHBand="1" w:evenHBand="0" w:firstRowFirstColumn="0" w:firstRowLastColumn="0" w:lastRowFirstColumn="0" w:lastRowLastColumn="0"/>
               <w:rPr>
-                <w:rFonts w:ascii="Consolas" w:hAnsi="Consolas"/>
-              </w:rPr>
-            </w:pPr>
+                <w:rFonts w:ascii="Consolas" w:eastAsiaTheme="minorEastAsia" w:hAnsi="Consolas" w:hint="eastAsia"/>
+                <w:lang w:eastAsia="zh-CN"/>
+              </w:rPr>
+            </w:pPr>
+            <w:r>
+              <w:rPr>
+                <w:rFonts w:ascii="Consolas" w:hAnsi="Consolas"/>
+              </w:rPr>
+              <w:t>staff_insert_material.html</w:t>
+            </w:r>
           </w:p>
         </w:tc>
       </w:tr>
@@ -3074,6 +3119,12 @@
                 <w:rFonts w:ascii="Consolas" w:hAnsi="Consolas"/>
               </w:rPr>
             </w:pPr>
+            <w:r>
+              <w:rPr>
+                <w:rFonts w:ascii="Consolas" w:hAnsi="Consolas"/>
+              </w:rPr>
+              <w:t>staff_update_order.html</w:t>
+            </w:r>
           </w:p>
         </w:tc>
       </w:tr>
@@ -3495,9 +3546,16 @@
             <w:pPr>
               <w:cnfStyle w:val="000000100000" w:firstRow="0" w:lastRow="0" w:firstColumn="0" w:lastColumn="0" w:oddVBand="0" w:evenVBand="0" w:oddHBand="1" w:evenHBand="0" w:firstRowFirstColumn="0" w:firstRowLastColumn="0" w:lastRowFirstColumn="0" w:lastRowLastColumn="0"/>
               <w:rPr>
-                <w:rFonts w:ascii="Consolas" w:hAnsi="Consolas"/>
-              </w:rPr>
-            </w:pPr>
+                <w:rFonts w:ascii="Consolas" w:eastAsiaTheme="minorEastAsia" w:hAnsi="Consolas" w:hint="eastAsia"/>
+                <w:lang w:eastAsia="zh-CN"/>
+              </w:rPr>
+            </w:pPr>
+            <w:r>
+              <w:rPr>
+                <w:rFonts w:ascii="Consolas" w:hAnsi="Consolas"/>
+              </w:rPr>
+              <w:t>staff_generate_report.html</w:t>
+            </w:r>
           </w:p>
         </w:tc>
       </w:tr>
@@ -3914,6 +3972,12 @@
                 <w:rFonts w:ascii="Consolas" w:hAnsi="Consolas"/>
               </w:rPr>
             </w:pPr>
+            <w:r>
+              <w:rPr>
+                <w:rFonts w:ascii="Consolas" w:hAnsi="Consolas"/>
+              </w:rPr>
+              <w:t>staff_delete_item.html</w:t>
+            </w:r>
           </w:p>
         </w:tc>
       </w:tr>
@@ -4216,7 +4280,7 @@
 </file>
 
 <file path=word/endnotes.xml><?xml version="1.0" encoding="utf-8"?>
-<w:endnotes xmlns:wpc="http://schemas.microsoft.com/office/word/2010/wordprocessingCanvas" xmlns:cx="http://schemas.microsoft.com/office/drawing/2014/chartex" xmlns:cx1="http://schemas.microsoft.com/office/drawing/2015/9/8/chartex" xmlns:cx2="http://schemas.microsoft.com/office/drawing/2015/10/21/chartex" xmlns:cx3="http://schemas.microsoft.com/office/drawing/2016/5/9/chartex" xmlns:cx4="http://schemas.microsoft.com/office/drawing/2016/5/10/chartex" xmlns:cx5="http://schemas.microsoft.com/office/drawing/2016/5/11/chartex" xmlns:cx6="http://schemas.microsoft.com/office/drawing/2016/5/12/chartex" xmlns:cx7="http://schemas.microsoft.com/office/drawing/2016/5/13/chartex" xmlns:cx8="http://schemas.microsoft.com/office/drawing/2016/5/14/chartex" xmlns:mc="http://schemas.openxmlformats.org/markup-compatibility/2006" xmlns:aink="http://schemas.microsoft.com/office/drawing/2016/ink" xmlns:am3d="http://schemas.microsoft.com/office/drawing/2017/model3d" xmlns:o="urn:schemas-microsoft-com:office:office" xmlns:r="http://schemas.openxmlformats.org/officeDocument/2006/relationships" xmlns:m="http://schemas.openxmlformats.org/officeDocument/2006/math" xmlns:v="urn:schemas-microsoft-com:vml" xmlns:wp14="http://schemas.microsoft.com/office/word/2010/wordprocessingDrawing" xmlns:wp="http://schemas.openxmlformats.org/drawingml/2006/wordprocessingDrawing" xmlns:w10="urn:schemas-microsoft-com:office:word" xmlns:w="http://schemas.openxmlformats.org/wordprocessingml/2006/main" xmlns:w14="http://schemas.microsoft.com/office/word/2010/wordml" xmlns:w15="http://schemas.microsoft.com/office/word/2012/wordml" xmlns:w16cex="http://schemas.microsoft.com/office/word/2018/wordml/cex" xmlns:w16cid="http://schemas.microsoft.com/office/word/2016/wordml/cid" xmlns:w16="http://schemas.microsoft.com/office/word/2018/wordml" xmlns:w16sdtdh="http://schemas.microsoft.com/office/word/2020/wordml/sdtdatahash" xmlns:w16se="http://schemas.microsoft.com/office/word/2015/wordml/symex" xmlns:wpg="http://schemas.microsoft.com/office/word/2010/wordprocessingGroup" xmlns:wpi="http://schemas.microsoft.com/office/word/2010/wordprocessingInk" xmlns:wne="http://schemas.microsoft.com/office/word/2006/wordml" xmlns:wps="http://schemas.microsoft.com/office/word/2010/wordprocessingShape" mc:Ignorable="w14 w15 w16se w16cid w16 w16cex w16sdtdh wp14">
+<w:endnotes xmlns:wpc="http://schemas.microsoft.com/office/word/2010/wordprocessingCanvas" xmlns:cx="http://schemas.microsoft.com/office/drawing/2014/chartex" xmlns:cx1="http://schemas.microsoft.com/office/drawing/2015/9/8/chartex" xmlns:cx2="http://schemas.microsoft.com/office/drawing/2015/10/21/chartex" xmlns:cx3="http://schemas.microsoft.com/office/drawing/2016/5/9/chartex" xmlns:cx4="http://schemas.microsoft.com/office/drawing/2016/5/10/chartex" xmlns:cx5="http://schemas.microsoft.com/office/drawing/2016/5/11/chartex" xmlns:cx6="http://schemas.microsoft.com/office/drawing/2016/5/12/chartex" xmlns:cx7="http://schemas.microsoft.com/office/drawing/2016/5/13/chartex" xmlns:cx8="http://schemas.microsoft.com/office/drawing/2016/5/14/chartex" xmlns:mc="http://schemas.openxmlformats.org/markup-compatibility/2006" xmlns:aink="http://schemas.microsoft.com/office/drawing/2016/ink" xmlns:am3d="http://schemas.microsoft.com/office/drawing/2017/model3d" xmlns:o="urn:schemas-microsoft-com:office:office" xmlns:oel="http://schemas.microsoft.com/office/2019/extlst" xmlns:r="http://schemas.openxmlformats.org/officeDocument/2006/relationships" xmlns:m="http://schemas.openxmlformats.org/officeDocument/2006/math" xmlns:v="urn:schemas-microsoft-com:vml" xmlns:wp14="http://schemas.microsoft.com/office/word/2010/wordprocessingDrawing" xmlns:wp="http://schemas.openxmlformats.org/drawingml/2006/wordprocessingDrawing" xmlns:w10="urn:schemas-microsoft-com:office:word" xmlns:w="http://schemas.openxmlformats.org/wordprocessingml/2006/main" xmlns:w14="http://schemas.microsoft.com/office/word/2010/wordml" xmlns:w15="http://schemas.microsoft.com/office/word/2012/wordml" xmlns:w16cex="http://schemas.microsoft.com/office/word/2018/wordml/cex" xmlns:w16cid="http://schemas.microsoft.com/office/word/2016/wordml/cid" xmlns:w16="http://schemas.microsoft.com/office/word/2018/wordml" xmlns:w16du="http://schemas.microsoft.com/office/word/2023/wordml/word16du" xmlns:w16sdtdh="http://schemas.microsoft.com/office/word/2020/wordml/sdtdatahash" xmlns:w16sdtfl="http://schemas.microsoft.com/office/word/2024/wordml/sdtformatlock" xmlns:w16se="http://schemas.microsoft.com/office/word/2015/wordml/symex" xmlns:wpg="http://schemas.microsoft.com/office/word/2010/wordprocessingGroup" xmlns:wpi="http://schemas.microsoft.com/office/word/2010/wordprocessingInk" xmlns:wne="http://schemas.microsoft.com/office/word/2006/wordml" xmlns:wps="http://schemas.microsoft.com/office/word/2010/wordprocessingShape" mc:Ignorable="w14 w15 w16se w16cid w16 w16cex w16sdtdh w16sdtfl w16du wp14">
   <w:endnote w:type="separator" w:id="-1">
     <w:p>
       <w:r>
@@ -4235,7 +4299,7 @@
 </file>
 
 <file path=word/footer1.xml><?xml version="1.0" encoding="utf-8"?>
-<w:ftr xmlns:wpc="http://schemas.microsoft.com/office/word/2010/wordprocessingCanvas" xmlns:cx="http://schemas.microsoft.com/office/drawing/2014/chartex" xmlns:cx1="http://schemas.microsoft.com/office/drawing/2015/9/8/chartex" xmlns:cx2="http://schemas.microsoft.com/office/drawing/2015/10/21/chartex" xmlns:cx3="http://schemas.microsoft.com/office/drawing/2016/5/9/chartex" xmlns:cx4="http://schemas.microsoft.com/office/drawing/2016/5/10/chartex" xmlns:cx5="http://schemas.microsoft.com/office/drawing/2016/5/11/chartex" xmlns:cx6="http://schemas.microsoft.com/office/drawing/2016/5/12/chartex" xmlns:cx7="http://schemas.microsoft.com/office/drawing/2016/5/13/chartex" xmlns:cx8="http://schemas.microsoft.com/office/drawing/2016/5/14/chartex" xmlns:mc="http://schemas.openxmlformats.org/markup-compatibility/2006" xmlns:aink="http://schemas.microsoft.com/office/drawing/2016/ink" xmlns:am3d="http://schemas.microsoft.com/office/drawing/2017/model3d" xmlns:o="urn:schemas-microsoft-com:office:office" xmlns:r="http://schemas.openxmlformats.org/officeDocument/2006/relationships" xmlns:m="http://schemas.openxmlformats.org/officeDocument/2006/math" xmlns:v="urn:schemas-microsoft-com:vml" xmlns:wp14="http://schemas.microsoft.com/office/word/2010/wordprocessingDrawing" xmlns:wp="http://schemas.openxmlformats.org/drawingml/2006/wordprocessingDrawing" xmlns:w10="urn:schemas-microsoft-com:office:word" xmlns:w="http://schemas.openxmlformats.org/wordprocessingml/2006/main" xmlns:w14="http://schemas.microsoft.com/office/word/2010/wordml" xmlns:w15="http://schemas.microsoft.com/office/word/2012/wordml" xmlns:w16cex="http://schemas.microsoft.com/office/word/2018/wordml/cex" xmlns:w16cid="http://schemas.microsoft.com/office/word/2016/wordml/cid" xmlns:w16="http://schemas.microsoft.com/office/word/2018/wordml" xmlns:w16sdtdh="http://schemas.microsoft.com/office/word/2020/wordml/sdtdatahash" xmlns:w16se="http://schemas.microsoft.com/office/word/2015/wordml/symex" xmlns:wpg="http://schemas.microsoft.com/office/word/2010/wordprocessingGroup" xmlns:wpi="http://schemas.microsoft.com/office/word/2010/wordprocessingInk" xmlns:wne="http://schemas.microsoft.com/office/word/2006/wordml" xmlns:wps="http://schemas.microsoft.com/office/word/2010/wordprocessingShape" mc:Ignorable="w14 w15 w16se w16cid w16 w16cex w16sdtdh wp14">
+<w:ftr xmlns:wpc="http://schemas.microsoft.com/office/word/2010/wordprocessingCanvas" xmlns:cx="http://schemas.microsoft.com/office/drawing/2014/chartex" xmlns:cx1="http://schemas.microsoft.com/office/drawing/2015/9/8/chartex" xmlns:cx2="http://schemas.microsoft.com/office/drawing/2015/10/21/chartex" xmlns:cx3="http://schemas.microsoft.com/office/drawing/2016/5/9/chartex" xmlns:cx4="http://schemas.microsoft.com/office/drawing/2016/5/10/chartex" xmlns:cx5="http://schemas.microsoft.com/office/drawing/2016/5/11/chartex" xmlns:cx6="http://schemas.microsoft.com/office/drawing/2016/5/12/chartex" xmlns:cx7="http://schemas.microsoft.com/office/drawing/2016/5/13/chartex" xmlns:cx8="http://schemas.microsoft.com/office/drawing/2016/5/14/chartex" xmlns:mc="http://schemas.openxmlformats.org/markup-compatibility/2006" xmlns:aink="http://schemas.microsoft.com/office/drawing/2016/ink" xmlns:am3d="http://schemas.microsoft.com/office/drawing/2017/model3d" xmlns:o="urn:schemas-microsoft-com:office:office" xmlns:oel="http://schemas.microsoft.com/office/2019/extlst" xmlns:r="http://schemas.openxmlformats.org/officeDocument/2006/relationships" xmlns:m="http://schemas.openxmlformats.org/officeDocument/2006/math" xmlns:v="urn:schemas-microsoft-com:vml" xmlns:wp14="http://schemas.microsoft.com/office/word/2010/wordprocessingDrawing" xmlns:wp="http://schemas.openxmlformats.org/drawingml/2006/wordprocessingDrawing" xmlns:w10="urn:schemas-microsoft-com:office:word" xmlns:w="http://schemas.openxmlformats.org/wordprocessingml/2006/main" xmlns:w14="http://schemas.microsoft.com/office/word/2010/wordml" xmlns:w15="http://schemas.microsoft.com/office/word/2012/wordml" xmlns:w16cex="http://schemas.microsoft.com/office/word/2018/wordml/cex" xmlns:w16cid="http://schemas.microsoft.com/office/word/2016/wordml/cid" xmlns:w16="http://schemas.microsoft.com/office/word/2018/wordml" xmlns:w16du="http://schemas.microsoft.com/office/word/2023/wordml/word16du" xmlns:w16sdtdh="http://schemas.microsoft.com/office/word/2020/wordml/sdtdatahash" xmlns:w16sdtfl="http://schemas.microsoft.com/office/word/2024/wordml/sdtformatlock" xmlns:w16se="http://schemas.microsoft.com/office/word/2015/wordml/symex" xmlns:wpg="http://schemas.microsoft.com/office/word/2010/wordprocessingGroup" xmlns:wpi="http://schemas.microsoft.com/office/word/2010/wordprocessingInk" xmlns:wne="http://schemas.microsoft.com/office/word/2006/wordml" xmlns:wps="http://schemas.microsoft.com/office/word/2010/wordprocessingShape" mc:Ignorable="w14 w15 w16se w16cid w16 w16cex w16sdtdh w16sdtfl w16du wp14">
   <w:p>
     <w:pPr>
       <w:pStyle w:val="a5"/>
@@ -4245,7 +4309,7 @@
 </file>
 
 <file path=word/footer2.xml><?xml version="1.0" encoding="utf-8"?>
-<w:ftr xmlns:wpc="http://schemas.microsoft.com/office/word/2010/wordprocessingCanvas" xmlns:cx="http://schemas.microsoft.com/office/drawing/2014/chartex" xmlns:cx1="http://schemas.microsoft.com/office/drawing/2015/9/8/chartex" xmlns:cx2="http://schemas.microsoft.com/office/drawing/2015/10/21/chartex" xmlns:cx3="http://schemas.microsoft.com/office/drawing/2016/5/9/chartex" xmlns:cx4="http://schemas.microsoft.com/office/drawing/2016/5/10/chartex" xmlns:cx5="http://schemas.microsoft.com/office/drawing/2016/5/11/chartex" xmlns:cx6="http://schemas.microsoft.com/office/drawing/2016/5/12/chartex" xmlns:cx7="http://schemas.microsoft.com/office/drawing/2016/5/13/chartex" xmlns:cx8="http://schemas.microsoft.com/office/drawing/2016/5/14/chartex" xmlns:mc="http://schemas.openxmlformats.org/markup-compatibility/2006" xmlns:aink="http://schemas.microsoft.com/office/drawing/2016/ink" xmlns:am3d="http://schemas.microsoft.com/office/drawing/2017/model3d" xmlns:o="urn:schemas-microsoft-com:office:office" xmlns:r="http://schemas.openxmlformats.org/officeDocument/2006/relationships" xmlns:m="http://schemas.openxmlformats.org/officeDocument/2006/math" xmlns:v="urn:schemas-microsoft-com:vml" xmlns:wp14="http://schemas.microsoft.com/office/word/2010/wordprocessingDrawing" xmlns:wp="http://schemas.openxmlformats.org/drawingml/2006/wordprocessingDrawing" xmlns:w10="urn:schemas-microsoft-com:office:word" xmlns:w="http://schemas.openxmlformats.org/wordprocessingml/2006/main" xmlns:w14="http://schemas.microsoft.com/office/word/2010/wordml" xmlns:w15="http://schemas.microsoft.com/office/word/2012/wordml" xmlns:w16cex="http://schemas.microsoft.com/office/word/2018/wordml/cex" xmlns:w16cid="http://schemas.microsoft.com/office/word/2016/wordml/cid" xmlns:w16="http://schemas.microsoft.com/office/word/2018/wordml" xmlns:w16sdtdh="http://schemas.microsoft.com/office/word/2020/wordml/sdtdatahash" xmlns:w16se="http://schemas.microsoft.com/office/word/2015/wordml/symex" xmlns:wpg="http://schemas.microsoft.com/office/word/2010/wordprocessingGroup" xmlns:wpi="http://schemas.microsoft.com/office/word/2010/wordprocessingInk" xmlns:wne="http://schemas.microsoft.com/office/word/2006/wordml" xmlns:wps="http://schemas.microsoft.com/office/word/2010/wordprocessingShape" mc:Ignorable="w14 w15 w16se w16cid w16 w16cex w16sdtdh wp14">
+<w:ftr xmlns:wpc="http://schemas.microsoft.com/office/word/2010/wordprocessingCanvas" xmlns:cx="http://schemas.microsoft.com/office/drawing/2014/chartex" xmlns:cx1="http://schemas.microsoft.com/office/drawing/2015/9/8/chartex" xmlns:cx2="http://schemas.microsoft.com/office/drawing/2015/10/21/chartex" xmlns:cx3="http://schemas.microsoft.com/office/drawing/2016/5/9/chartex" xmlns:cx4="http://schemas.microsoft.com/office/drawing/2016/5/10/chartex" xmlns:cx5="http://schemas.microsoft.com/office/drawing/2016/5/11/chartex" xmlns:cx6="http://schemas.microsoft.com/office/drawing/2016/5/12/chartex" xmlns:cx7="http://schemas.microsoft.com/office/drawing/2016/5/13/chartex" xmlns:cx8="http://schemas.microsoft.com/office/drawing/2016/5/14/chartex" xmlns:mc="http://schemas.openxmlformats.org/markup-compatibility/2006" xmlns:aink="http://schemas.microsoft.com/office/drawing/2016/ink" xmlns:am3d="http://schemas.microsoft.com/office/drawing/2017/model3d" xmlns:o="urn:schemas-microsoft-com:office:office" xmlns:oel="http://schemas.microsoft.com/office/2019/extlst" xmlns:r="http://schemas.openxmlformats.org/officeDocument/2006/relationships" xmlns:m="http://schemas.openxmlformats.org/officeDocument/2006/math" xmlns:v="urn:schemas-microsoft-com:vml" xmlns:wp14="http://schemas.microsoft.com/office/word/2010/wordprocessingDrawing" xmlns:wp="http://schemas.openxmlformats.org/drawingml/2006/wordprocessingDrawing" xmlns:w10="urn:schemas-microsoft-com:office:word" xmlns:w="http://schemas.openxmlformats.org/wordprocessingml/2006/main" xmlns:w14="http://schemas.microsoft.com/office/word/2010/wordml" xmlns:w15="http://schemas.microsoft.com/office/word/2012/wordml" xmlns:w16cex="http://schemas.microsoft.com/office/word/2018/wordml/cex" xmlns:w16cid="http://schemas.microsoft.com/office/word/2016/wordml/cid" xmlns:w16="http://schemas.microsoft.com/office/word/2018/wordml" xmlns:w16du="http://schemas.microsoft.com/office/word/2023/wordml/word16du" xmlns:w16sdtdh="http://schemas.microsoft.com/office/word/2020/wordml/sdtdatahash" xmlns:w16sdtfl="http://schemas.microsoft.com/office/word/2024/wordml/sdtformatlock" xmlns:w16se="http://schemas.microsoft.com/office/word/2015/wordml/symex" xmlns:wpg="http://schemas.microsoft.com/office/word/2010/wordprocessingGroup" xmlns:wpi="http://schemas.microsoft.com/office/word/2010/wordprocessingInk" xmlns:wne="http://schemas.microsoft.com/office/word/2006/wordml" xmlns:wps="http://schemas.microsoft.com/office/word/2010/wordprocessingShape" mc:Ignorable="w14 w15 w16se w16cid w16 w16cex w16sdtdh w16sdtfl w16du wp14">
   <w:p>
     <w:pPr>
       <w:pStyle w:val="a5"/>
@@ -4255,7 +4319,7 @@
 </file>
 
 <file path=word/footer3.xml><?xml version="1.0" encoding="utf-8"?>
-<w:ftr xmlns:wpc="http://schemas.microsoft.com/office/word/2010/wordprocessingCanvas" xmlns:cx="http://schemas.microsoft.com/office/drawing/2014/chartex" xmlns:cx1="http://schemas.microsoft.com/office/drawing/2015/9/8/chartex" xmlns:cx2="http://schemas.microsoft.com/office/drawing/2015/10/21/chartex" xmlns:cx3="http://schemas.microsoft.com/office/drawing/2016/5/9/chartex" xmlns:cx4="http://schemas.microsoft.com/office/drawing/2016/5/10/chartex" xmlns:cx5="http://schemas.microsoft.com/office/drawing/2016/5/11/chartex" xmlns:cx6="http://schemas.microsoft.com/office/drawing/2016/5/12/chartex" xmlns:cx7="http://schemas.microsoft.com/office/drawing/2016/5/13/chartex" xmlns:cx8="http://schemas.microsoft.com/office/drawing/2016/5/14/chartex" xmlns:mc="http://schemas.openxmlformats.org/markup-compatibility/2006" xmlns:aink="http://schemas.microsoft.com/office/drawing/2016/ink" xmlns:am3d="http://schemas.microsoft.com/office/drawing/2017/model3d" xmlns:o="urn:schemas-microsoft-com:office:office" xmlns:r="http://schemas.openxmlformats.org/officeDocument/2006/relationships" xmlns:m="http://schemas.openxmlformats.org/officeDocument/2006/math" xmlns:v="urn:schemas-microsoft-com:vml" xmlns:wp14="http://schemas.microsoft.com/office/word/2010/wordprocessingDrawing" xmlns:wp="http://schemas.openxmlformats.org/drawingml/2006/wordprocessingDrawing" xmlns:w10="urn:schemas-microsoft-com:office:word" xmlns:w="http://schemas.openxmlformats.org/wordprocessingml/2006/main" xmlns:w14="http://schemas.microsoft.com/office/word/2010/wordml" xmlns:w15="http://schemas.microsoft.com/office/word/2012/wordml" xmlns:w16cex="http://schemas.microsoft.com/office/word/2018/wordml/cex" xmlns:w16cid="http://schemas.microsoft.com/office/word/2016/wordml/cid" xmlns:w16="http://schemas.microsoft.com/office/word/2018/wordml" xmlns:w16sdtdh="http://schemas.microsoft.com/office/word/2020/wordml/sdtdatahash" xmlns:w16se="http://schemas.microsoft.com/office/word/2015/wordml/symex" xmlns:wpg="http://schemas.microsoft.com/office/word/2010/wordprocessingGroup" xmlns:wpi="http://schemas.microsoft.com/office/word/2010/wordprocessingInk" xmlns:wne="http://schemas.microsoft.com/office/word/2006/wordml" xmlns:wps="http://schemas.microsoft.com/office/word/2010/wordprocessingShape" mc:Ignorable="w14 w15 w16se w16cid w16 w16cex w16sdtdh wp14">
+<w:ftr xmlns:wpc="http://schemas.microsoft.com/office/word/2010/wordprocessingCanvas" xmlns:cx="http://schemas.microsoft.com/office/drawing/2014/chartex" xmlns:cx1="http://schemas.microsoft.com/office/drawing/2015/9/8/chartex" xmlns:cx2="http://schemas.microsoft.com/office/drawing/2015/10/21/chartex" xmlns:cx3="http://schemas.microsoft.com/office/drawing/2016/5/9/chartex" xmlns:cx4="http://schemas.microsoft.com/office/drawing/2016/5/10/chartex" xmlns:cx5="http://schemas.microsoft.com/office/drawing/2016/5/11/chartex" xmlns:cx6="http://schemas.microsoft.com/office/drawing/2016/5/12/chartex" xmlns:cx7="http://schemas.microsoft.com/office/drawing/2016/5/13/chartex" xmlns:cx8="http://schemas.microsoft.com/office/drawing/2016/5/14/chartex" xmlns:mc="http://schemas.openxmlformats.org/markup-compatibility/2006" xmlns:aink="http://schemas.microsoft.com/office/drawing/2016/ink" xmlns:am3d="http://schemas.microsoft.com/office/drawing/2017/model3d" xmlns:o="urn:schemas-microsoft-com:office:office" xmlns:oel="http://schemas.microsoft.com/office/2019/extlst" xmlns:r="http://schemas.openxmlformats.org/officeDocument/2006/relationships" xmlns:m="http://schemas.openxmlformats.org/officeDocument/2006/math" xmlns:v="urn:schemas-microsoft-com:vml" xmlns:wp14="http://schemas.microsoft.com/office/word/2010/wordprocessingDrawing" xmlns:wp="http://schemas.openxmlformats.org/drawingml/2006/wordprocessingDrawing" xmlns:w10="urn:schemas-microsoft-com:office:word" xmlns:w="http://schemas.openxmlformats.org/wordprocessingml/2006/main" xmlns:w14="http://schemas.microsoft.com/office/word/2010/wordml" xmlns:w15="http://schemas.microsoft.com/office/word/2012/wordml" xmlns:w16cex="http://schemas.microsoft.com/office/word/2018/wordml/cex" xmlns:w16cid="http://schemas.microsoft.com/office/word/2016/wordml/cid" xmlns:w16="http://schemas.microsoft.com/office/word/2018/wordml" xmlns:w16du="http://schemas.microsoft.com/office/word/2023/wordml/word16du" xmlns:w16sdtdh="http://schemas.microsoft.com/office/word/2020/wordml/sdtdatahash" xmlns:w16sdtfl="http://schemas.microsoft.com/office/word/2024/wordml/sdtformatlock" xmlns:w16se="http://schemas.microsoft.com/office/word/2015/wordml/symex" xmlns:wpg="http://schemas.microsoft.com/office/word/2010/wordprocessingGroup" xmlns:wpi="http://schemas.microsoft.com/office/word/2010/wordprocessingInk" xmlns:wne="http://schemas.microsoft.com/office/word/2006/wordml" xmlns:wps="http://schemas.microsoft.com/office/word/2010/wordprocessingShape" mc:Ignorable="w14 w15 w16se w16cid w16 w16cex w16sdtdh w16sdtfl w16du wp14">
   <w:p>
     <w:pPr>
       <w:pStyle w:val="a5"/>
@@ -4265,7 +4329,7 @@
 </file>
 
 <file path=word/footnotes.xml><?xml version="1.0" encoding="utf-8"?>
-<w:footnotes xmlns:wpc="http://schemas.microsoft.com/office/word/2010/wordprocessingCanvas" xmlns:cx="http://schemas.microsoft.com/office/drawing/2014/chartex" xmlns:cx1="http://schemas.microsoft.com/office/drawing/2015/9/8/chartex" xmlns:cx2="http://schemas.microsoft.com/office/drawing/2015/10/21/chartex" xmlns:cx3="http://schemas.microsoft.com/office/drawing/2016/5/9/chartex" xmlns:cx4="http://schemas.microsoft.com/office/drawing/2016/5/10/chartex" xmlns:cx5="http://schemas.microsoft.com/office/drawing/2016/5/11/chartex" xmlns:cx6="http://schemas.microsoft.com/office/drawing/2016/5/12/chartex" xmlns:cx7="http://schemas.microsoft.com/office/drawing/2016/5/13/chartex" xmlns:cx8="http://schemas.microsoft.com/office/drawing/2016/5/14/chartex" xmlns:mc="http://schemas.openxmlformats.org/markup-compatibility/2006" xmlns:aink="http://schemas.microsoft.com/office/drawing/2016/ink" xmlns:am3d="http://schemas.microsoft.com/office/drawing/2017/model3d" xmlns:o="urn:schemas-microsoft-com:office:office" xmlns:r="http://schemas.openxmlformats.org/officeDocument/2006/relationships" xmlns:m="http://schemas.openxmlformats.org/officeDocument/2006/math" xmlns:v="urn:schemas-microsoft-com:vml" xmlns:wp14="http://schemas.microsoft.com/office/word/2010/wordprocessingDrawing" xmlns:wp="http://schemas.openxmlformats.org/drawingml/2006/wordprocessingDrawing" xmlns:w10="urn:schemas-microsoft-com:office:word" xmlns:w="http://schemas.openxmlformats.org/wordprocessingml/2006/main" xmlns:w14="http://schemas.microsoft.com/office/word/2010/wordml" xmlns:w15="http://schemas.microsoft.com/office/word/2012/wordml" xmlns:w16cex="http://schemas.microsoft.com/office/word/2018/wordml/cex" xmlns:w16cid="http://schemas.microsoft.com/office/word/2016/wordml/cid" xmlns:w16="http://schemas.microsoft.com/office/word/2018/wordml" xmlns:w16sdtdh="http://schemas.microsoft.com/office/word/2020/wordml/sdtdatahash" xmlns:w16se="http://schemas.microsoft.com/office/word/2015/wordml/symex" xmlns:wpg="http://schemas.microsoft.com/office/word/2010/wordprocessingGroup" xmlns:wpi="http://schemas.microsoft.com/office/word/2010/wordprocessingInk" xmlns:wne="http://schemas.microsoft.com/office/word/2006/wordml" xmlns:wps="http://schemas.microsoft.com/office/word/2010/wordprocessingShape" mc:Ignorable="w14 w15 w16se w16cid w16 w16cex w16sdtdh wp14">
+<w:footnotes xmlns:wpc="http://schemas.microsoft.com/office/word/2010/wordprocessingCanvas" xmlns:cx="http://schemas.microsoft.com/office/drawing/2014/chartex" xmlns:cx1="http://schemas.microsoft.com/office/drawing/2015/9/8/chartex" xmlns:cx2="http://schemas.microsoft.com/office/drawing/2015/10/21/chartex" xmlns:cx3="http://schemas.microsoft.com/office/drawing/2016/5/9/chartex" xmlns:cx4="http://schemas.microsoft.com/office/drawing/2016/5/10/chartex" xmlns:cx5="http://schemas.microsoft.com/office/drawing/2016/5/11/chartex" xmlns:cx6="http://schemas.microsoft.com/office/drawing/2016/5/12/chartex" xmlns:cx7="http://schemas.microsoft.com/office/drawing/2016/5/13/chartex" xmlns:cx8="http://schemas.microsoft.com/office/drawing/2016/5/14/chartex" xmlns:mc="http://schemas.openxmlformats.org/markup-compatibility/2006" xmlns:aink="http://schemas.microsoft.com/office/drawing/2016/ink" xmlns:am3d="http://schemas.microsoft.com/office/drawing/2017/model3d" xmlns:o="urn:schemas-microsoft-com:office:office" xmlns:oel="http://schemas.microsoft.com/office/2019/extlst" xmlns:r="http://schemas.openxmlformats.org/officeDocument/2006/relationships" xmlns:m="http://schemas.openxmlformats.org/officeDocument/2006/math" xmlns:v="urn:schemas-microsoft-com:vml" xmlns:wp14="http://schemas.microsoft.com/office/word/2010/wordprocessingDrawing" xmlns:wp="http://schemas.openxmlformats.org/drawingml/2006/wordprocessingDrawing" xmlns:w10="urn:schemas-microsoft-com:office:word" xmlns:w="http://schemas.openxmlformats.org/wordprocessingml/2006/main" xmlns:w14="http://schemas.microsoft.com/office/word/2010/wordml" xmlns:w15="http://schemas.microsoft.com/office/word/2012/wordml" xmlns:w16cex="http://schemas.microsoft.com/office/word/2018/wordml/cex" xmlns:w16cid="http://schemas.microsoft.com/office/word/2016/wordml/cid" xmlns:w16="http://schemas.microsoft.com/office/word/2018/wordml" xmlns:w16du="http://schemas.microsoft.com/office/word/2023/wordml/word16du" xmlns:w16sdtdh="http://schemas.microsoft.com/office/word/2020/wordml/sdtdatahash" xmlns:w16sdtfl="http://schemas.microsoft.com/office/word/2024/wordml/sdtformatlock" xmlns:w16se="http://schemas.microsoft.com/office/word/2015/wordml/symex" xmlns:wpg="http://schemas.microsoft.com/office/word/2010/wordprocessingGroup" xmlns:wpi="http://schemas.microsoft.com/office/word/2010/wordprocessingInk" xmlns:wne="http://schemas.microsoft.com/office/word/2006/wordml" xmlns:wps="http://schemas.microsoft.com/office/word/2010/wordprocessingShape" mc:Ignorable="w14 w15 w16se w16cid w16 w16cex w16sdtdh w16sdtfl w16du wp14">
   <w:footnote w:type="separator" w:id="-1">
     <w:p>
       <w:r>
@@ -4284,7 +4348,7 @@
 </file>
 
 <file path=word/header1.xml><?xml version="1.0" encoding="utf-8"?>
-<w:hdr xmlns:wpc="http://schemas.microsoft.com/office/word/2010/wordprocessingCanvas" xmlns:cx="http://schemas.microsoft.com/office/drawing/2014/chartex" xmlns:cx1="http://schemas.microsoft.com/office/drawing/2015/9/8/chartex" xmlns:cx2="http://schemas.microsoft.com/office/drawing/2015/10/21/chartex" xmlns:cx3="http://schemas.microsoft.com/office/drawing/2016/5/9/chartex" xmlns:cx4="http://schemas.microsoft.com/office/drawing/2016/5/10/chartex" xmlns:cx5="http://schemas.microsoft.com/office/drawing/2016/5/11/chartex" xmlns:cx6="http://schemas.microsoft.com/office/drawing/2016/5/12/chartex" xmlns:cx7="http://schemas.microsoft.com/office/drawing/2016/5/13/chartex" xmlns:cx8="http://schemas.microsoft.com/office/drawing/2016/5/14/chartex" xmlns:mc="http://schemas.openxmlformats.org/markup-compatibility/2006" xmlns:aink="http://schemas.microsoft.com/office/drawing/2016/ink" xmlns:am3d="http://schemas.microsoft.com/office/drawing/2017/model3d" xmlns:o="urn:schemas-microsoft-com:office:office" xmlns:r="http://schemas.openxmlformats.org/officeDocument/2006/relationships" xmlns:m="http://schemas.openxmlformats.org/officeDocument/2006/math" xmlns:v="urn:schemas-microsoft-com:vml" xmlns:wp14="http://schemas.microsoft.com/office/word/2010/wordprocessingDrawing" xmlns:wp="http://schemas.openxmlformats.org/drawingml/2006/wordprocessingDrawing" xmlns:w10="urn:schemas-microsoft-com:office:word" xmlns:w="http://schemas.openxmlformats.org/wordprocessingml/2006/main" xmlns:w14="http://schemas.microsoft.com/office/word/2010/wordml" xmlns:w15="http://schemas.microsoft.com/office/word/2012/wordml" xmlns:w16cex="http://schemas.microsoft.com/office/word/2018/wordml/cex" xmlns:w16cid="http://schemas.microsoft.com/office/word/2016/wordml/cid" xmlns:w16="http://schemas.microsoft.com/office/word/2018/wordml" xmlns:w16sdtdh="http://schemas.microsoft.com/office/word/2020/wordml/sdtdatahash" xmlns:w16se="http://schemas.microsoft.com/office/word/2015/wordml/symex" xmlns:wpg="http://schemas.microsoft.com/office/word/2010/wordprocessingGroup" xmlns:wpi="http://schemas.microsoft.com/office/word/2010/wordprocessingInk" xmlns:wne="http://schemas.microsoft.com/office/word/2006/wordml" xmlns:wps="http://schemas.microsoft.com/office/word/2010/wordprocessingShape" mc:Ignorable="w14 w15 w16se w16cid w16 w16cex w16sdtdh wp14">
+<w:hdr xmlns:wpc="http://schemas.microsoft.com/office/word/2010/wordprocessingCanvas" xmlns:cx="http://schemas.microsoft.com/office/drawing/2014/chartex" xmlns:cx1="http://schemas.microsoft.com/office/drawing/2015/9/8/chartex" xmlns:cx2="http://schemas.microsoft.com/office/drawing/2015/10/21/chartex" xmlns:cx3="http://schemas.microsoft.com/office/drawing/2016/5/9/chartex" xmlns:cx4="http://schemas.microsoft.com/office/drawing/2016/5/10/chartex" xmlns:cx5="http://schemas.microsoft.com/office/drawing/2016/5/11/chartex" xmlns:cx6="http://schemas.microsoft.com/office/drawing/2016/5/12/chartex" xmlns:cx7="http://schemas.microsoft.com/office/drawing/2016/5/13/chartex" xmlns:cx8="http://schemas.microsoft.com/office/drawing/2016/5/14/chartex" xmlns:mc="http://schemas.openxmlformats.org/markup-compatibility/2006" xmlns:aink="http://schemas.microsoft.com/office/drawing/2016/ink" xmlns:am3d="http://schemas.microsoft.com/office/drawing/2017/model3d" xmlns:o="urn:schemas-microsoft-com:office:office" xmlns:oel="http://schemas.microsoft.com/office/2019/extlst" xmlns:r="http://schemas.openxmlformats.org/officeDocument/2006/relationships" xmlns:m="http://schemas.openxmlformats.org/officeDocument/2006/math" xmlns:v="urn:schemas-microsoft-com:vml" xmlns:wp14="http://schemas.microsoft.com/office/word/2010/wordprocessingDrawing" xmlns:wp="http://schemas.openxmlformats.org/drawingml/2006/wordprocessingDrawing" xmlns:w10="urn:schemas-microsoft-com:office:word" xmlns:w="http://schemas.openxmlformats.org/wordprocessingml/2006/main" xmlns:w14="http://schemas.microsoft.com/office/word/2010/wordml" xmlns:w15="http://schemas.microsoft.com/office/word/2012/wordml" xmlns:w16cex="http://schemas.microsoft.com/office/word/2018/wordml/cex" xmlns:w16cid="http://schemas.microsoft.com/office/word/2016/wordml/cid" xmlns:w16="http://schemas.microsoft.com/office/word/2018/wordml" xmlns:w16du="http://schemas.microsoft.com/office/word/2023/wordml/word16du" xmlns:w16sdtdh="http://schemas.microsoft.com/office/word/2020/wordml/sdtdatahash" xmlns:w16sdtfl="http://schemas.microsoft.com/office/word/2024/wordml/sdtformatlock" xmlns:w16se="http://schemas.microsoft.com/office/word/2015/wordml/symex" xmlns:wpg="http://schemas.microsoft.com/office/word/2010/wordprocessingGroup" xmlns:wpi="http://schemas.microsoft.com/office/word/2010/wordprocessingInk" xmlns:wne="http://schemas.microsoft.com/office/word/2006/wordml" xmlns:wps="http://schemas.microsoft.com/office/word/2010/wordprocessingShape" mc:Ignorable="w14 w15 w16se w16cid w16 w16cex w16sdtdh w16sdtfl w16du wp14">
   <w:p>
     <w:pPr>
       <w:pStyle w:val="a3"/>
@@ -4294,7 +4358,7 @@
 </file>
 
 <file path=word/header2.xml><?xml version="1.0" encoding="utf-8"?>
-<w:hdr xmlns:wpc="http://schemas.microsoft.com/office/word/2010/wordprocessingCanvas" xmlns:cx="http://schemas.microsoft.com/office/drawing/2014/chartex" xmlns:cx1="http://schemas.microsoft.com/office/drawing/2015/9/8/chartex" xmlns:cx2="http://schemas.microsoft.com/office/drawing/2015/10/21/chartex" xmlns:cx3="http://schemas.microsoft.com/office/drawing/2016/5/9/chartex" xmlns:cx4="http://schemas.microsoft.com/office/drawing/2016/5/10/chartex" xmlns:cx5="http://schemas.microsoft.com/office/drawing/2016/5/11/chartex" xmlns:cx6="http://schemas.microsoft.com/office/drawing/2016/5/12/chartex" xmlns:cx7="http://schemas.microsoft.com/office/drawing/2016/5/13/chartex" xmlns:cx8="http://schemas.microsoft.com/office/drawing/2016/5/14/chartex" xmlns:mc="http://schemas.openxmlformats.org/markup-compatibility/2006" xmlns:aink="http://schemas.microsoft.com/office/drawing/2016/ink" xmlns:am3d="http://schemas.microsoft.com/office/drawing/2017/model3d" xmlns:o="urn:schemas-microsoft-com:office:office" xmlns:r="http://schemas.openxmlformats.org/officeDocument/2006/relationships" xmlns:m="http://schemas.openxmlformats.org/officeDocument/2006/math" xmlns:v="urn:schemas-microsoft-com:vml" xmlns:wp14="http://schemas.microsoft.com/office/word/2010/wordprocessingDrawing" xmlns:wp="http://schemas.openxmlformats.org/drawingml/2006/wordprocessingDrawing" xmlns:w10="urn:schemas-microsoft-com:office:word" xmlns:w="http://schemas.openxmlformats.org/wordprocessingml/2006/main" xmlns:w14="http://schemas.microsoft.com/office/word/2010/wordml" xmlns:w15="http://schemas.microsoft.com/office/word/2012/wordml" xmlns:w16cex="http://schemas.microsoft.com/office/word/2018/wordml/cex" xmlns:w16cid="http://schemas.microsoft.com/office/word/2016/wordml/cid" xmlns:w16="http://schemas.microsoft.com/office/word/2018/wordml" xmlns:w16sdtdh="http://schemas.microsoft.com/office/word/2020/wordml/sdtdatahash" xmlns:w16se="http://schemas.microsoft.com/office/word/2015/wordml/symex" xmlns:wpg="http://schemas.microsoft.com/office/word/2010/wordprocessingGroup" xmlns:wpi="http://schemas.microsoft.com/office/word/2010/wordprocessingInk" xmlns:wne="http://schemas.microsoft.com/office/word/2006/wordml" xmlns:wps="http://schemas.microsoft.com/office/word/2010/wordprocessingShape" mc:Ignorable="w14 w15 w16se w16cid w16 w16cex w16sdtdh wp14">
+<w:hdr xmlns:wpc="http://schemas.microsoft.com/office/word/2010/wordprocessingCanvas" xmlns:cx="http://schemas.microsoft.com/office/drawing/2014/chartex" xmlns:cx1="http://schemas.microsoft.com/office/drawing/2015/9/8/chartex" xmlns:cx2="http://schemas.microsoft.com/office/drawing/2015/10/21/chartex" xmlns:cx3="http://schemas.microsoft.com/office/drawing/2016/5/9/chartex" xmlns:cx4="http://schemas.microsoft.com/office/drawing/2016/5/10/chartex" xmlns:cx5="http://schemas.microsoft.com/office/drawing/2016/5/11/chartex" xmlns:cx6="http://schemas.microsoft.com/office/drawing/2016/5/12/chartex" xmlns:cx7="http://schemas.microsoft.com/office/drawing/2016/5/13/chartex" xmlns:cx8="http://schemas.microsoft.com/office/drawing/2016/5/14/chartex" xmlns:mc="http://schemas.openxmlformats.org/markup-compatibility/2006" xmlns:aink="http://schemas.microsoft.com/office/drawing/2016/ink" xmlns:am3d="http://schemas.microsoft.com/office/drawing/2017/model3d" xmlns:o="urn:schemas-microsoft-com:office:office" xmlns:oel="http://schemas.microsoft.com/office/2019/extlst" xmlns:r="http://schemas.openxmlformats.org/officeDocument/2006/relationships" xmlns:m="http://schemas.openxmlformats.org/officeDocument/2006/math" xmlns:v="urn:schemas-microsoft-com:vml" xmlns:wp14="http://schemas.microsoft.com/office/word/2010/wordprocessingDrawing" xmlns:wp="http://schemas.openxmlformats.org/drawingml/2006/wordprocessingDrawing" xmlns:w10="urn:schemas-microsoft-com:office:word" xmlns:w="http://schemas.openxmlformats.org/wordprocessingml/2006/main" xmlns:w14="http://schemas.microsoft.com/office/word/2010/wordml" xmlns:w15="http://schemas.microsoft.com/office/word/2012/wordml" xmlns:w16cex="http://schemas.microsoft.com/office/word/2018/wordml/cex" xmlns:w16cid="http://schemas.microsoft.com/office/word/2016/wordml/cid" xmlns:w16="http://schemas.microsoft.com/office/word/2018/wordml" xmlns:w16du="http://schemas.microsoft.com/office/word/2023/wordml/word16du" xmlns:w16sdtdh="http://schemas.microsoft.com/office/word/2020/wordml/sdtdatahash" xmlns:w16sdtfl="http://schemas.microsoft.com/office/word/2024/wordml/sdtformatlock" xmlns:w16se="http://schemas.microsoft.com/office/word/2015/wordml/symex" xmlns:wpg="http://schemas.microsoft.com/office/word/2010/wordprocessingGroup" xmlns:wpi="http://schemas.microsoft.com/office/word/2010/wordprocessingInk" xmlns:wne="http://schemas.microsoft.com/office/word/2006/wordml" xmlns:wps="http://schemas.microsoft.com/office/word/2010/wordprocessingShape" mc:Ignorable="w14 w15 w16se w16cid w16 w16cex w16sdtdh w16sdtfl w16du wp14">
   <w:p>
     <w:pPr>
       <w:pStyle w:val="a3"/>
@@ -4304,7 +4368,7 @@
 </file>
 
 <file path=word/header3.xml><?xml version="1.0" encoding="utf-8"?>
-<w:hdr xmlns:wpc="http://schemas.microsoft.com/office/word/2010/wordprocessingCanvas" xmlns:cx="http://schemas.microsoft.com/office/drawing/2014/chartex" xmlns:cx1="http://schemas.microsoft.com/office/drawing/2015/9/8/chartex" xmlns:cx2="http://schemas.microsoft.com/office/drawing/2015/10/21/chartex" xmlns:cx3="http://schemas.microsoft.com/office/drawing/2016/5/9/chartex" xmlns:cx4="http://schemas.microsoft.com/office/drawing/2016/5/10/chartex" xmlns:cx5="http://schemas.microsoft.com/office/drawing/2016/5/11/chartex" xmlns:cx6="http://schemas.microsoft.com/office/drawing/2016/5/12/chartex" xmlns:cx7="http://schemas.microsoft.com/office/drawing/2016/5/13/chartex" xmlns:cx8="http://schemas.microsoft.com/office/drawing/2016/5/14/chartex" xmlns:mc="http://schemas.openxmlformats.org/markup-compatibility/2006" xmlns:aink="http://schemas.microsoft.com/office/drawing/2016/ink" xmlns:am3d="http://schemas.microsoft.com/office/drawing/2017/model3d" xmlns:o="urn:schemas-microsoft-com:office:office" xmlns:r="http://schemas.openxmlformats.org/officeDocument/2006/relationships" xmlns:m="http://schemas.openxmlformats.org/officeDocument/2006/math" xmlns:v="urn:schemas-microsoft-com:vml" xmlns:wp14="http://schemas.microsoft.com/office/word/2010/wordprocessingDrawing" xmlns:wp="http://schemas.openxmlformats.org/drawingml/2006/wordprocessingDrawing" xmlns:w10="urn:schemas-microsoft-com:office:word" xmlns:w="http://schemas.openxmlformats.org/wordprocessingml/2006/main" xmlns:w14="http://schemas.microsoft.com/office/word/2010/wordml" xmlns:w15="http://schemas.microsoft.com/office/word/2012/wordml" xmlns:w16cex="http://schemas.microsoft.com/office/word/2018/wordml/cex" xmlns:w16cid="http://schemas.microsoft.com/office/word/2016/wordml/cid" xmlns:w16="http://schemas.microsoft.com/office/word/2018/wordml" xmlns:w16sdtdh="http://schemas.microsoft.com/office/word/2020/wordml/sdtdatahash" xmlns:w16se="http://schemas.microsoft.com/office/word/2015/wordml/symex" xmlns:wpg="http://schemas.microsoft.com/office/word/2010/wordprocessingGroup" xmlns:wpi="http://schemas.microsoft.com/office/word/2010/wordprocessingInk" xmlns:wne="http://schemas.microsoft.com/office/word/2006/wordml" xmlns:wps="http://schemas.microsoft.com/office/word/2010/wordprocessingShape" mc:Ignorable="w14 w15 w16se w16cid w16 w16cex w16sdtdh wp14">
+<w:hdr xmlns:wpc="http://schemas.microsoft.com/office/word/2010/wordprocessingCanvas" xmlns:cx="http://schemas.microsoft.com/office/drawing/2014/chartex" xmlns:cx1="http://schemas.microsoft.com/office/drawing/2015/9/8/chartex" xmlns:cx2="http://schemas.microsoft.com/office/drawing/2015/10/21/chartex" xmlns:cx3="http://schemas.microsoft.com/office/drawing/2016/5/9/chartex" xmlns:cx4="http://schemas.microsoft.com/office/drawing/2016/5/10/chartex" xmlns:cx5="http://schemas.microsoft.com/office/drawing/2016/5/11/chartex" xmlns:cx6="http://schemas.microsoft.com/office/drawing/2016/5/12/chartex" xmlns:cx7="http://schemas.microsoft.com/office/drawing/2016/5/13/chartex" xmlns:cx8="http://schemas.microsoft.com/office/drawing/2016/5/14/chartex" xmlns:mc="http://schemas.openxmlformats.org/markup-compatibility/2006" xmlns:aink="http://schemas.microsoft.com/office/drawing/2016/ink" xmlns:am3d="http://schemas.microsoft.com/office/drawing/2017/model3d" xmlns:o="urn:schemas-microsoft-com:office:office" xmlns:oel="http://schemas.microsoft.com/office/2019/extlst" xmlns:r="http://schemas.openxmlformats.org/officeDocument/2006/relationships" xmlns:m="http://schemas.openxmlformats.org/officeDocument/2006/math" xmlns:v="urn:schemas-microsoft-com:vml" xmlns:wp14="http://schemas.microsoft.com/office/word/2010/wordprocessingDrawing" xmlns:wp="http://schemas.openxmlformats.org/drawingml/2006/wordprocessingDrawing" xmlns:w10="urn:schemas-microsoft-com:office:word" xmlns:w="http://schemas.openxmlformats.org/wordprocessingml/2006/main" xmlns:w14="http://schemas.microsoft.com/office/word/2010/wordml" xmlns:w15="http://schemas.microsoft.com/office/word/2012/wordml" xmlns:w16cex="http://schemas.microsoft.com/office/word/2018/wordml/cex" xmlns:w16cid="http://schemas.microsoft.com/office/word/2016/wordml/cid" xmlns:w16="http://schemas.microsoft.com/office/word/2018/wordml" xmlns:w16du="http://schemas.microsoft.com/office/word/2023/wordml/word16du" xmlns:w16sdtdh="http://schemas.microsoft.com/office/word/2020/wordml/sdtdatahash" xmlns:w16sdtfl="http://schemas.microsoft.com/office/word/2024/wordml/sdtformatlock" xmlns:w16se="http://schemas.microsoft.com/office/word/2015/wordml/symex" xmlns:wpg="http://schemas.microsoft.com/office/word/2010/wordprocessingGroup" xmlns:wpi="http://schemas.microsoft.com/office/word/2010/wordprocessingInk" xmlns:wne="http://schemas.microsoft.com/office/word/2006/wordml" xmlns:wps="http://schemas.microsoft.com/office/word/2010/wordprocessingShape" mc:Ignorable="w14 w15 w16se w16cid w16 w16cex w16sdtdh w16sdtfl w16du wp14">
   <w:p>
     <w:pPr>
       <w:pStyle w:val="a3"/>
@@ -4314,7 +4378,7 @@
 </file>
 
 <file path=word/numbering.xml><?xml version="1.0" encoding="utf-8"?>
-<w:numbering xmlns:wpc="http://schemas.microsoft.com/office/word/2010/wordprocessingCanvas" xmlns:cx="http://schemas.microsoft.com/office/drawing/2014/chartex" xmlns:cx1="http://schemas.microsoft.com/office/drawing/2015/9/8/chartex" xmlns:cx2="http://schemas.microsoft.com/office/drawing/2015/10/21/chartex" xmlns:cx3="http://schemas.microsoft.com/office/drawing/2016/5/9/chartex" xmlns:cx4="http://schemas.microsoft.com/office/drawing/2016/5/10/chartex" xmlns:cx5="http://schemas.microsoft.com/office/drawing/2016/5/11/chartex" xmlns:cx6="http://schemas.microsoft.com/office/drawing/2016/5/12/chartex" xmlns:cx7="http://schemas.microsoft.com/office/drawing/2016/5/13/chartex" xmlns:cx8="http://schemas.microsoft.com/office/drawing/2016/5/14/chartex" xmlns:mc="http://schemas.openxmlformats.org/markup-compatibility/2006" xmlns:aink="http://schemas.microsoft.com/office/drawing/2016/ink" xmlns:am3d="http://schemas.microsoft.com/office/drawing/2017/model3d" xmlns:o="urn:schemas-microsoft-com:office:office" xmlns:r="http://schemas.openxmlformats.org/officeDocument/2006/relationships" xmlns:m="http://schemas.openxmlformats.org/officeDocument/2006/math" xmlns:v="urn:schemas-microsoft-com:vml" xmlns:wp14="http://schemas.microsoft.com/office/word/2010/wordprocessingDrawing" xmlns:wp="http://schemas.openxmlformats.org/drawingml/2006/wordprocessingDrawing" xmlns:w10="urn:schemas-microsoft-com:office:word" xmlns:w="http://schemas.openxmlformats.org/wordprocessingml/2006/main" xmlns:w14="http://schemas.microsoft.com/office/word/2010/wordml" xmlns:w15="http://schemas.microsoft.com/office/word/2012/wordml" xmlns:w16cex="http://schemas.microsoft.com/office/word/2018/wordml/cex" xmlns:w16cid="http://schemas.microsoft.com/office/word/2016/wordml/cid" xmlns:w16="http://schemas.microsoft.com/office/word/2018/wordml" xmlns:w16sdtdh="http://schemas.microsoft.com/office/word/2020/wordml/sdtdatahash" xmlns:w16se="http://schemas.microsoft.com/office/word/2015/wordml/symex" xmlns:wpg="http://schemas.microsoft.com/office/word/2010/wordprocessingGroup" xmlns:wpi="http://schemas.microsoft.com/office/word/2010/wordprocessingInk" xmlns:wne="http://schemas.microsoft.com/office/word/2006/wordml" xmlns:wps="http://schemas.microsoft.com/office/word/2010/wordprocessingShape" mc:Ignorable="w14 w15 w16se w16cid w16 w16cex w16sdtdh wp14">
+<w:numbering xmlns:wpc="http://schemas.microsoft.com/office/word/2010/wordprocessingCanvas" xmlns:cx="http://schemas.microsoft.com/office/drawing/2014/chartex" xmlns:cx1="http://schemas.microsoft.com/office/drawing/2015/9/8/chartex" xmlns:cx2="http://schemas.microsoft.com/office/drawing/2015/10/21/chartex" xmlns:cx3="http://schemas.microsoft.com/office/drawing/2016/5/9/chartex" xmlns:cx4="http://schemas.microsoft.com/office/drawing/2016/5/10/chartex" xmlns:cx5="http://schemas.microsoft.com/office/drawing/2016/5/11/chartex" xmlns:cx6="http://schemas.microsoft.com/office/drawing/2016/5/12/chartex" xmlns:cx7="http://schemas.microsoft.com/office/drawing/2016/5/13/chartex" xmlns:cx8="http://schemas.microsoft.com/office/drawing/2016/5/14/chartex" xmlns:mc="http://schemas.openxmlformats.org/markup-compatibility/2006" xmlns:aink="http://schemas.microsoft.com/office/drawing/2016/ink" xmlns:am3d="http://schemas.microsoft.com/office/drawing/2017/model3d" xmlns:o="urn:schemas-microsoft-com:office:office" xmlns:oel="http://schemas.microsoft.com/office/2019/extlst" xmlns:r="http://schemas.openxmlformats.org/officeDocument/2006/relationships" xmlns:m="http://schemas.openxmlformats.org/officeDocument/2006/math" xmlns:v="urn:schemas-microsoft-com:vml" xmlns:wp14="http://schemas.microsoft.com/office/word/2010/wordprocessingDrawing" xmlns:wp="http://schemas.openxmlformats.org/drawingml/2006/wordprocessingDrawing" xmlns:w10="urn:schemas-microsoft-com:office:word" xmlns:w="http://schemas.openxmlformats.org/wordprocessingml/2006/main" xmlns:w14="http://schemas.microsoft.com/office/word/2010/wordml" xmlns:w15="http://schemas.microsoft.com/office/word/2012/wordml" xmlns:w16cex="http://schemas.microsoft.com/office/word/2018/wordml/cex" xmlns:w16cid="http://schemas.microsoft.com/office/word/2016/wordml/cid" xmlns:w16="http://schemas.microsoft.com/office/word/2018/wordml" xmlns:w16du="http://schemas.microsoft.com/office/word/2023/wordml/word16du" xmlns:w16sdtdh="http://schemas.microsoft.com/office/word/2020/wordml/sdtdatahash" xmlns:w16sdtfl="http://schemas.microsoft.com/office/word/2024/wordml/sdtformatlock" xmlns:w16se="http://schemas.microsoft.com/office/word/2015/wordml/symex" xmlns:wpg="http://schemas.microsoft.com/office/word/2010/wordprocessingGroup" xmlns:wpi="http://schemas.microsoft.com/office/word/2010/wordprocessingInk" xmlns:wne="http://schemas.microsoft.com/office/word/2006/wordml" xmlns:wps="http://schemas.microsoft.com/office/word/2010/wordprocessingShape" mc:Ignorable="w14 w15 w16se w16cid w16 w16cex w16sdtdh w16sdtfl w16du wp14">
   <w:abstractNum w:abstractNumId="0" w15:restartNumberingAfterBreak="0">
     <w:nsid w:val="01A43051"/>
     <w:multiLevelType w:val="hybridMultilevel"/>
@@ -5294,44 +5358,44 @@
       </w:pPr>
     </w:lvl>
   </w:abstractNum>
-  <w:num w:numId="1">
+  <w:num w:numId="1" w16cid:durableId="751664509">
     <w:abstractNumId w:val="6"/>
   </w:num>
-  <w:num w:numId="2">
+  <w:num w:numId="2" w16cid:durableId="1968077527">
     <w:abstractNumId w:val="4"/>
   </w:num>
-  <w:num w:numId="3">
+  <w:num w:numId="3" w16cid:durableId="145359864">
     <w:abstractNumId w:val="5"/>
   </w:num>
-  <w:num w:numId="4">
+  <w:num w:numId="4" w16cid:durableId="1978487212">
     <w:abstractNumId w:val="1"/>
   </w:num>
-  <w:num w:numId="5">
+  <w:num w:numId="5" w16cid:durableId="1843931042">
     <w:abstractNumId w:val="0"/>
   </w:num>
-  <w:num w:numId="6">
+  <w:num w:numId="6" w16cid:durableId="2087918038">
     <w:abstractNumId w:val="3"/>
   </w:num>
-  <w:num w:numId="7">
+  <w:num w:numId="7" w16cid:durableId="1810433432">
     <w:abstractNumId w:val="7"/>
   </w:num>
-  <w:num w:numId="8">
+  <w:num w:numId="8" w16cid:durableId="1541019039">
     <w:abstractNumId w:val="10"/>
   </w:num>
-  <w:num w:numId="9">
+  <w:num w:numId="9" w16cid:durableId="852576172">
     <w:abstractNumId w:val="9"/>
   </w:num>
-  <w:num w:numId="10">
+  <w:num w:numId="10" w16cid:durableId="1278443355">
     <w:abstractNumId w:val="8"/>
   </w:num>
-  <w:num w:numId="11">
+  <w:num w:numId="11" w16cid:durableId="1130241296">
     <w:abstractNumId w:val="2"/>
   </w:num>
 </w:numbering>
 </file>
 
 <file path=word/styles.xml><?xml version="1.0" encoding="utf-8"?>
-<w:styles xmlns:mc="http://schemas.openxmlformats.org/markup-compatibility/2006" xmlns:r="http://schemas.openxmlformats.org/officeDocument/2006/relationships" xmlns:w="http://schemas.openxmlformats.org/wordprocessingml/2006/main" xmlns:w14="http://schemas.microsoft.com/office/word/2010/wordml" xmlns:w15="http://schemas.microsoft.com/office/word/2012/wordml" xmlns:w16cex="http://schemas.microsoft.com/office/word/2018/wordml/cex" xmlns:w16cid="http://schemas.microsoft.com/office/word/2016/wordml/cid" xmlns:w16="http://schemas.microsoft.com/office/word/2018/wordml" xmlns:w16sdtdh="http://schemas.microsoft.com/office/word/2020/wordml/sdtdatahash" xmlns:w16se="http://schemas.microsoft.com/office/word/2015/wordml/symex" mc:Ignorable="w14 w15 w16se w16cid w16 w16cex w16sdtdh">
+<w:styles xmlns:mc="http://schemas.openxmlformats.org/markup-compatibility/2006" xmlns:r="http://schemas.openxmlformats.org/officeDocument/2006/relationships" xmlns:w="http://schemas.openxmlformats.org/wordprocessingml/2006/main" xmlns:w14="http://schemas.microsoft.com/office/word/2010/wordml" xmlns:w15="http://schemas.microsoft.com/office/word/2012/wordml" xmlns:w16cex="http://schemas.microsoft.com/office/word/2018/wordml/cex" xmlns:w16cid="http://schemas.microsoft.com/office/word/2016/wordml/cid" xmlns:w16="http://schemas.microsoft.com/office/word/2018/wordml" xmlns:w16du="http://schemas.microsoft.com/office/word/2023/wordml/word16du" xmlns:w16sdtdh="http://schemas.microsoft.com/office/word/2020/wordml/sdtdatahash" xmlns:w16sdtfl="http://schemas.microsoft.com/office/word/2024/wordml/sdtformatlock" xmlns:w16se="http://schemas.microsoft.com/office/word/2015/wordml/symex" mc:Ignorable="w14 w15 w16se w16cid w16 w16cex w16sdtdh w16sdtfl w16du">
   <w:docDefaults>
     <w:rPrDefault>
       <w:rPr>
@@ -5733,7 +5797,7 @@
       <w:spacing w:after="0" w:line="240" w:lineRule="auto"/>
     </w:pPr>
     <w:rPr>
-      <w:rFonts w:ascii="Times New Roman" w:eastAsia="新細明體" w:hAnsi="Times New Roman" w:cs="Times New Roman"/>
+      <w:rFonts w:ascii="Times New Roman" w:eastAsia="PMingLiU" w:hAnsi="Times New Roman" w:cs="Times New Roman"/>
       <w:sz w:val="24"/>
       <w:szCs w:val="24"/>
       <w:lang w:eastAsia="en-US"/>
@@ -5810,7 +5874,6 @@
   <w:style w:type="character" w:default="1" w:styleId="a0">
     <w:name w:val="Default Paragraph Font"/>
     <w:uiPriority w:val="1"/>
-    <w:semiHidden/>
     <w:unhideWhenUsed/>
   </w:style>
   <w:style w:type="table" w:default="1" w:styleId="a1">
@@ -5835,7 +5898,7 @@
     <w:unhideWhenUsed/>
   </w:style>
   <w:style w:type="character" w:customStyle="1" w:styleId="10">
-    <w:name w:val="標題 1 字元"/>
+    <w:name w:val="标题 1 字符"/>
     <w:basedOn w:val="a0"/>
     <w:link w:val="1"/>
     <w:uiPriority w:val="9"/>
@@ -5850,7 +5913,7 @@
     </w:rPr>
   </w:style>
   <w:style w:type="character" w:customStyle="1" w:styleId="20">
-    <w:name w:val="標題 2 字元"/>
+    <w:name w:val="标题 2 字符"/>
     <w:basedOn w:val="a0"/>
     <w:link w:val="2"/>
     <w:uiPriority w:val="9"/>
@@ -5865,7 +5928,7 @@
     </w:rPr>
   </w:style>
   <w:style w:type="character" w:customStyle="1" w:styleId="30">
-    <w:name w:val="標題 3 字元"/>
+    <w:name w:val="标题 3 字符"/>
     <w:basedOn w:val="a0"/>
     <w:link w:val="3"/>
     <w:uiPriority w:val="9"/>
@@ -5954,7 +6017,7 @@
     </w:pPr>
   </w:style>
   <w:style w:type="character" w:customStyle="1" w:styleId="a4">
-    <w:name w:val="頁首 字元"/>
+    <w:name w:val="页眉 字符"/>
     <w:basedOn w:val="a0"/>
     <w:link w:val="a3"/>
     <w:uiPriority w:val="99"/>
@@ -5978,7 +6041,7 @@
     </w:pPr>
   </w:style>
   <w:style w:type="character" w:customStyle="1" w:styleId="a6">
-    <w:name w:val="頁尾 字元"/>
+    <w:name w:val="页脚 字符"/>
     <w:basedOn w:val="a0"/>
     <w:link w:val="a5"/>
     <w:uiPriority w:val="99"/>
